--- a/Đặng Thành Tựu_20225951/Mối quan hệ các lớp.docx
+++ b/Đặng Thành Tựu_20225951/Mối quan hệ các lớp.docx
@@ -30,23 +30,6 @@
           <w:rFonts w:ascii="Times New Roman" w:hAnsi="Times New Roman" w:cs="Times New Roman"/>
         </w:rPr>
         <w:t>Không có quan hệ kế thừa trong sơ đồ hiện tại, vì các lớp trong hệ thống có vai trò riêng biệt và không có lớp cha – lớp con.</w:t>
-      </w:r>
-    </w:p>
-    <w:p>
-      <w:pPr>
-        <w:numPr>
-          <w:ilvl w:val="0"/>
-          <w:numId w:val="1"/>
-        </w:numPr>
-        <w:rPr>
-          <w:rFonts w:ascii="Times New Roman" w:hAnsi="Times New Roman" w:cs="Times New Roman"/>
-        </w:rPr>
-      </w:pPr>
-      <w:r>
-        <w:rPr>
-          <w:rFonts w:ascii="Times New Roman" w:hAnsi="Times New Roman" w:cs="Times New Roman"/>
-        </w:rPr>
-        <w:t>Nếu muốn tái sử dụng logic chung, ta có thể tạo lớp BaseEntity chứa các thuộc tính chung (ID, createdAt, updatedAt) và cho Product, Order, DeliveryInfo kế thừa.</w:t>
       </w:r>
     </w:p>
     <w:p>
@@ -1815,6 +1798,7 @@
   <w:style w:type="character" w:default="1" w:styleId="DefaultParagraphFont">
     <w:name w:val="Default Paragraph Font"/>
     <w:uiPriority w:val="1"/>
+    <w:semiHidden/>
     <w:unhideWhenUsed/>
   </w:style>
   <w:style w:type="table" w:default="1" w:styleId="TableNormal">
